--- a/福建省漳州市9-12月蔬菜无土栽培方案设计.docx
+++ b/福建省漳州市9-12月蔬菜无土栽培方案设计.docx
@@ -36,7 +36,7 @@
           <w:b w:val="0"/>
           <w:sz w:val="24"/>
         </w:rPr>
-        <w:t>漳州地处福建南部，属南亚热带海洋性季风气候，9月仍受夏季高温余威影响（日均气温可达28～32℃），10～11月转入秋高气爽期（日均22～26℃，昼夜温差加大，光照充足），12月气温进一步下降（日均15～18℃，最低多在8～10℃，基本无霜冻）。本方案针对该阶段气候由热转凉、昼夜温差逐渐拉大的特点，选取果菜类（番茄、黄瓜）与叶菜类（生菜、小白菜）共4种蔬菜，采用基质袋（槽）培方式，从基质配制、育苗容器、种子前处理与催芽、定植后肥水管理、温湿度调控等环节制定无土栽培技术方案，实现9月降温保苗、10～11月旺盛生长、12月保温防寒的全季管理目标。</w:t>
+        <w:t>漳州地处福建南部，属南亚热带海洋性季风气候，9月仍受夏季高温余威影响（日均气温可达28～32℃），10～11月转入秋高气爽期（日均22～26℃，昼夜温差加大，光照充足），12月气温进一步下降（日均15～18℃，最低多在8～10℃，基本无霜冻）。本方案针对该阶段气候由热转凉、昼夜温差逐渐拉大的特点，选取果菜类（番茄）、浆果类（草莓）与叶菜类（生菜、小白菜）共4种蔬果，采用基质袋（槽）培方式，从基质配制、育苗容器、种子前处理与催芽、定植后肥水管理、温湿度调控等环节制定无土栽培技术方案，实现9月降温保苗、10～11月旺盛生长、12月保温防寒的全季管理目标。</w:t>
       </w:r>
     </w:p>
     <w:p/>
@@ -332,7 +332,7 @@
                 <w:b w:val="0"/>
                 <w:sz w:val="21"/>
               </w:rPr>
-              <w:t>果菜</w:t>
+              <w:t>浆果</w:t>
             </w:r>
           </w:p>
         </w:tc>
@@ -351,7 +351,7 @@
                 <w:b w:val="0"/>
                 <w:sz w:val="21"/>
               </w:rPr>
-              <w:t>黄瓜</w:t>
+              <w:t>草莓</w:t>
             </w:r>
           </w:p>
         </w:tc>
@@ -370,7 +370,7 @@
                 <w:b w:val="0"/>
                 <w:sz w:val="21"/>
               </w:rPr>
-              <w:t>津优35、翠玉</w:t>
+              <w:t>红颜、章姬</w:t>
             </w:r>
           </w:p>
         </w:tc>
@@ -389,7 +389,7 @@
                 <w:b w:val="0"/>
                 <w:sz w:val="21"/>
               </w:rPr>
-              <w:t>70～85</w:t>
+              <w:t>定植至始收约90天</w:t>
             </w:r>
           </w:p>
         </w:tc>
@@ -408,7 +408,7 @@
                 <w:b w:val="0"/>
                 <w:sz w:val="21"/>
               </w:rPr>
-              <w:t>9月中下旬育苗</w:t>
+              <w:t>9月中下旬定植脱毒种苗</w:t>
             </w:r>
           </w:p>
         </w:tc>
@@ -427,7 +427,7 @@
                 <w:b w:val="0"/>
                 <w:sz w:val="21"/>
               </w:rPr>
-              <w:t>生长适温20～30℃，较耐弱光，12月低温期需保温才能维持结瓜</w:t>
+              <w:t>喜冷凉忌高温，9月高温期种苗需遮阳越夏，10～11月低温促进花芽分化，12月起陆续开花坐果</w:t>
             </w:r>
           </w:p>
         </w:tc>
@@ -691,7 +691,7 @@
           <w:b/>
           <w:sz w:val="24"/>
         </w:rPr>
-        <w:t>（一）果菜类基质（番茄、黄瓜）</w:t>
+        <w:t>（一）番茄基质</w:t>
       </w:r>
     </w:p>
     <w:p>
@@ -706,7 +706,7 @@
           <w:b w:val="0"/>
           <w:sz w:val="24"/>
         </w:rPr>
-        <w:t>采用椰糠∶珍珠岩∶蛭石 = 5∶3∶2（体积比）混合基质，装入基质袋或栽培槽，袋高18～20 cm。该配比透气性好、保水保肥能力强，适合根系发达、需水需肥量大的果菜。使用前需暴晒或高温蒸汽消毒2小时以上，并用清水反复淋洗，将EC值调至0.3 mS/cm以下、pH调至5.8～6.5备用。</w:t>
+        <w:t>采用椰糠∶珍珠岩∶蛭石 = 5∶3∶2（体积比）混合基质，装入基质袋或栽培槽，袋高18～20 cm。该配比透气性好、保水保肥能力强，适合根系发达、需水需肥量大的番茄。使用前需暴晒或高温蒸汽消毒2小时以上，并用清水反复淋洗，将EC值调至0.3 mS/cm以下、pH调至5.8～6.5备用。</w:t>
       </w:r>
     </w:p>
     <w:p>
@@ -720,7 +720,36 @@
           <w:b/>
           <w:sz w:val="24"/>
         </w:rPr>
-        <w:t>（二）叶菜类基质（生菜、小白菜）</w:t>
+        <w:t>（二）草莓基质</w:t>
+      </w:r>
+    </w:p>
+    <w:p>
+      <w:pPr>
+        <w:spacing w:before="0" w:after="80"/>
+        <w:ind w:firstLine="480"/>
+        <w:jc w:val="left"/>
+      </w:pPr>
+      <w:r>
+        <w:rPr>
+          <w:rFonts w:ascii="宋体" w:hAnsi="宋体" w:eastAsia="宋体"/>
+          <w:b w:val="0"/>
+          <w:sz w:val="24"/>
+        </w:rPr>
+        <w:t>采用草炭∶珍珠岩∶蛭石 = 3∶1∶1（体积比），或椰糠∶珍珠岩 = 4∶1，装入高架栽培槽（槽宽15 cm、深15～20 cm）。草莓根系浅而纤细，基质要求疏松透气、排水良好，忌积水烂根；草莓对氯离子较敏感，基质及灌溉水氯离子含量应控制在较低水平，使用前同样需淋洗调节EC至0.3 mS/cm以下、pH调至5.5～6.5。</w:t>
+      </w:r>
+    </w:p>
+    <w:p>
+      <w:pPr>
+        <w:spacing w:before="80" w:after="40"/>
+        <w:jc w:val="left"/>
+      </w:pPr>
+      <w:r>
+        <w:rPr>
+          <w:rFonts w:ascii="宋体" w:hAnsi="宋体" w:eastAsia="宋体"/>
+          <w:b/>
+          <w:sz w:val="24"/>
+        </w:rPr>
+        <w:t>（三）叶菜类基质（生菜、小白菜）</w:t>
       </w:r>
     </w:p>
     <w:p>
@@ -749,7 +778,7 @@
           <w:b/>
           <w:sz w:val="24"/>
         </w:rPr>
-        <w:t>（三）基质使用注意事项</w:t>
+        <w:t>（四）基质使用注意事项</w:t>
       </w:r>
     </w:p>
     <w:p>
@@ -888,7 +917,7 @@
                 <w:b w:val="0"/>
                 <w:sz w:val="21"/>
               </w:rPr>
-              <w:t>番茄、黄瓜</w:t>
+              <w:t>番茄</w:t>
             </w:r>
           </w:p>
         </w:tc>
@@ -946,6 +975,84 @@
                 <w:sz w:val="21"/>
               </w:rPr>
               <w:t>果菜幼苗根系发达、苗龄较长（25～35天），大孔径穴盘基质容量大，可减少中途换钵，利于培育壮苗</w:t>
+            </w:r>
+          </w:p>
+        </w:tc>
+      </w:tr>
+      <w:tr>
+        <w:tc>
+          <w:tcPr>
+            <w:tcW w:type="dxa" w:w="1134"/>
+            <w:vAlign w:val="center"/>
+          </w:tcPr>
+          <w:p>
+            <w:pPr>
+              <w:jc w:val="center"/>
+            </w:pPr>
+            <w:r>
+              <w:rPr>
+                <w:rFonts w:ascii="宋体" w:hAnsi="宋体" w:eastAsia="宋体"/>
+                <w:b w:val="0"/>
+                <w:sz w:val="21"/>
+              </w:rPr>
+              <w:t>草莓</w:t>
+            </w:r>
+          </w:p>
+        </w:tc>
+        <w:tc>
+          <w:tcPr>
+            <w:tcW w:type="dxa" w:w="1701"/>
+            <w:vAlign w:val="center"/>
+          </w:tcPr>
+          <w:p>
+            <w:pPr>
+              <w:jc w:val="center"/>
+            </w:pPr>
+            <w:r>
+              <w:rPr>
+                <w:rFonts w:ascii="宋体" w:hAnsi="宋体" w:eastAsia="宋体"/>
+                <w:b w:val="0"/>
+                <w:sz w:val="21"/>
+              </w:rPr>
+              <w:t>聚苯乙烯（PS）穴盘假植</w:t>
+            </w:r>
+          </w:p>
+        </w:tc>
+        <w:tc>
+          <w:tcPr>
+            <w:tcW w:type="dxa" w:w="1701"/>
+            <w:vAlign w:val="center"/>
+          </w:tcPr>
+          <w:p>
+            <w:pPr>
+              <w:jc w:val="center"/>
+            </w:pPr>
+            <w:r>
+              <w:rPr>
+                <w:rFonts w:ascii="宋体" w:hAnsi="宋体" w:eastAsia="宋体"/>
+                <w:b w:val="0"/>
+                <w:sz w:val="21"/>
+              </w:rPr>
+              <w:t>72孔穴盘</w:t>
+            </w:r>
+          </w:p>
+        </w:tc>
+        <w:tc>
+          <w:tcPr>
+            <w:tcW w:type="dxa" w:w="3628"/>
+            <w:vAlign w:val="center"/>
+          </w:tcPr>
+          <w:p>
+            <w:pPr>
+              <w:jc w:val="left"/>
+            </w:pPr>
+            <w:r>
+              <w:rPr>
+                <w:rFonts w:ascii="宋体" w:hAnsi="宋体" w:eastAsia="宋体"/>
+                <w:b w:val="0"/>
+                <w:sz w:val="21"/>
+              </w:rPr>
+              <w:t>大田生产多采购脱毒匍匐茎小苗，先用72孔穴盘假植炼苗2～3周，根系恢复健壮后再定植入栽培槽，若自繁种苗需种子育苗则改用128孔穴盘精细播种</w:t>
             </w:r>
           </w:p>
         </w:tc>
@@ -1220,7 +1327,7 @@
                 <w:b w:val="0"/>
                 <w:sz w:val="21"/>
               </w:rPr>
-              <w:t>黄瓜</w:t>
+              <w:t>草莓</w:t>
             </w:r>
           </w:p>
         </w:tc>
@@ -1239,7 +1346,7 @@
                 <w:b w:val="0"/>
                 <w:sz w:val="21"/>
               </w:rPr>
-              <w:t>55～60℃温汤浸种10～15分钟，或0.1%高锰酸钾溶液浸种20分钟</w:t>
+              <w:t>大田生产以脱毒匍匐茎种苗定植为主，种苗定植前用0.5%高锰酸钾溶液浸根10分钟消毒；若采用种子自繁育苗，种子用0.5%高锰酸钾溶液浸种10～15分钟消毒</w:t>
             </w:r>
           </w:p>
         </w:tc>
@@ -1258,7 +1365,7 @@
                 <w:b w:val="0"/>
                 <w:sz w:val="21"/>
               </w:rPr>
-              <w:t>浸种过程持续搅拌防止局部烫伤种胚，消毒后清水彻底冲洗2～3遍，再浸种4小时使其充分吸水</w:t>
+              <w:t>草莓为多年生浆果，商品种苗多由匍匐茎无性繁殖而来（可保持品种优良性状），种子繁殖主要用于育种或苗木更新，草莓种子细小且休眠期长，消毒后需转入低温层积催芽</w:t>
             </w:r>
           </w:p>
         </w:tc>
@@ -1437,7 +1544,7 @@
           <w:b/>
           <w:sz w:val="24"/>
         </w:rPr>
-        <w:t>（二）黄瓜</w:t>
+        <w:t>（二）草莓</w:t>
       </w:r>
     </w:p>
     <w:p>
@@ -1452,7 +1559,7 @@
           <w:b w:val="0"/>
           <w:sz w:val="24"/>
         </w:rPr>
-        <w:t>浸种后同样以湿纱布包裹，置于28～30℃条件下催芽，黄瓜种子发芽适温偏高，约24～36小时胚根露白（长约0.3～0.5 cm）后播种，避免催芽过长胚根断裂。</w:t>
+        <w:t>草莓生产以脱毒匍匐茎种苗假植炼苗为主，无需催芽，假植后置于遮阳网下养护2～3周、根系恢复并长出新叶后即可定植。若采用种子育苗（用于育种或苗木自繁），因草莓种子休眠强，消毒后须与湿润蛭石或细沙按1∶3混合，置于2～5℃冰箱层积25～30天（沙藏催芽），期间保持湿润并每周翻动透气；层积结束后转入20～25℃、有散射光条件下催芽（草莓种子为需光种子，覆土宜浅，不超过0.2 cm或不覆土），约7～15天陆续出苗，出苗不整齐需精细管理。</w:t>
       </w:r>
     </w:p>
     <w:p>
@@ -1688,7 +1795,7 @@
                 <w:b w:val="0"/>
                 <w:sz w:val="21"/>
               </w:rPr>
-              <w:t>番茄、黄瓜（果菜通用液）</w:t>
+              <w:t>番茄专用液</w:t>
             </w:r>
           </w:p>
         </w:tc>
@@ -1784,6 +1891,122 @@
                 <w:sz w:val="21"/>
               </w:rPr>
               <w:t>按说明书剂量加入</w:t>
+            </w:r>
+          </w:p>
+        </w:tc>
+      </w:tr>
+      <w:tr>
+        <w:tc>
+          <w:tcPr>
+            <w:tcW w:type="dxa" w:w="2041"/>
+            <w:vAlign w:val="center"/>
+          </w:tcPr>
+          <w:p>
+            <w:pPr>
+              <w:jc w:val="center"/>
+            </w:pPr>
+            <w:r>
+              <w:rPr>
+                <w:rFonts w:ascii="宋体" w:hAnsi="宋体" w:eastAsia="宋体"/>
+                <w:b w:val="0"/>
+                <w:sz w:val="21"/>
+              </w:rPr>
+              <w:t>草莓专用液（高钾低氮）</w:t>
+            </w:r>
+          </w:p>
+        </w:tc>
+        <w:tc>
+          <w:tcPr>
+            <w:tcW w:type="dxa" w:w="1134"/>
+            <w:vAlign w:val="center"/>
+          </w:tcPr>
+          <w:p>
+            <w:pPr>
+              <w:jc w:val="center"/>
+            </w:pPr>
+            <w:r>
+              <w:rPr>
+                <w:rFonts w:ascii="宋体" w:hAnsi="宋体" w:eastAsia="宋体"/>
+                <w:b w:val="0"/>
+                <w:sz w:val="21"/>
+              </w:rPr>
+              <w:t>710 g</w:t>
+            </w:r>
+          </w:p>
+        </w:tc>
+        <w:tc>
+          <w:tcPr>
+            <w:tcW w:type="dxa" w:w="1134"/>
+            <w:vAlign w:val="center"/>
+          </w:tcPr>
+          <w:p>
+            <w:pPr>
+              <w:jc w:val="center"/>
+            </w:pPr>
+            <w:r>
+              <w:rPr>
+                <w:rFonts w:ascii="宋体" w:hAnsi="宋体" w:eastAsia="宋体"/>
+                <w:b w:val="0"/>
+                <w:sz w:val="21"/>
+              </w:rPr>
+              <w:t>910 g</w:t>
+            </w:r>
+          </w:p>
+        </w:tc>
+        <w:tc>
+          <w:tcPr>
+            <w:tcW w:type="dxa" w:w="1247"/>
+            <w:vAlign w:val="center"/>
+          </w:tcPr>
+          <w:p>
+            <w:pPr>
+              <w:jc w:val="center"/>
+            </w:pPr>
+            <w:r>
+              <w:rPr>
+                <w:rFonts w:ascii="宋体" w:hAnsi="宋体" w:eastAsia="宋体"/>
+                <w:b w:val="0"/>
+                <w:sz w:val="21"/>
+              </w:rPr>
+              <w:t>340 g</w:t>
+            </w:r>
+          </w:p>
+        </w:tc>
+        <w:tc>
+          <w:tcPr>
+            <w:tcW w:type="dxa" w:w="1134"/>
+            <w:vAlign w:val="center"/>
+          </w:tcPr>
+          <w:p>
+            <w:pPr>
+              <w:jc w:val="center"/>
+            </w:pPr>
+            <w:r>
+              <w:rPr>
+                <w:rFonts w:ascii="宋体" w:hAnsi="宋体" w:eastAsia="宋体"/>
+                <w:b w:val="0"/>
+                <w:sz w:val="21"/>
+              </w:rPr>
+              <w:t>500 g</w:t>
+            </w:r>
+          </w:p>
+        </w:tc>
+        <w:tc>
+          <w:tcPr>
+            <w:tcW w:type="dxa" w:w="1247"/>
+            <w:vAlign w:val="center"/>
+          </w:tcPr>
+          <w:p>
+            <w:pPr>
+              <w:jc w:val="center"/>
+            </w:pPr>
+            <w:r>
+              <w:rPr>
+                <w:rFonts w:ascii="宋体" w:hAnsi="宋体" w:eastAsia="宋体"/>
+                <w:b w:val="0"/>
+                <w:sz w:val="21"/>
+              </w:rPr>
+              <w:t>按说明书剂量加入，结果期可再提高钾肥比例</w:t>
             </w:r>
           </w:p>
         </w:tc>
@@ -1906,6 +2129,21 @@
       </w:tr>
     </w:tbl>
     <w:p/>
+    <w:p>
+      <w:pPr>
+        <w:spacing w:before="0" w:after="80"/>
+        <w:ind w:firstLine="480"/>
+        <w:jc w:val="left"/>
+      </w:pPr>
+      <w:r>
+        <w:rPr>
+          <w:rFonts w:ascii="宋体" w:hAnsi="宋体" w:eastAsia="宋体"/>
+          <w:b w:val="0"/>
+          <w:sz w:val="24"/>
+        </w:rPr>
+        <w:t>草莓生长发育对钾需求较高（尤其现蕾至结果期），氮素不宜过多以免徒长影响花芽分化及果实品质，故专用液较番茄降低硝酸钙、提高硝酸钾比例；同时草莓对氯离子、钠离子敏感，配液水源及肥料应尽量选用低氯型。</w:t>
+      </w:r>
+    </w:p>
     <w:p>
       <w:pPr>
         <w:spacing w:before="80" w:after="40"/>
@@ -2047,7 +2285,7 @@
                 <w:b w:val="0"/>
                 <w:sz w:val="21"/>
               </w:rPr>
-              <w:t>番茄、黄瓜</w:t>
+              <w:t>番茄</w:t>
             </w:r>
           </w:p>
         </w:tc>
@@ -2144,7 +2382,7 @@
                 <w:b w:val="0"/>
                 <w:sz w:val="21"/>
               </w:rPr>
-              <w:t>番茄、黄瓜</w:t>
+              <w:t>番茄</w:t>
             </w:r>
           </w:p>
         </w:tc>
@@ -2241,7 +2479,7 @@
                 <w:b w:val="0"/>
                 <w:sz w:val="21"/>
               </w:rPr>
-              <w:t>番茄、黄瓜</w:t>
+              <w:t>番茄</w:t>
             </w:r>
           </w:p>
         </w:tc>
@@ -2318,6 +2556,297 @@
                 <w:sz w:val="21"/>
               </w:rPr>
               <w:t>晴天3～4次/日，阴雨天减为1次，冬季（12月）适当降低灌溉量</w:t>
+            </w:r>
+          </w:p>
+        </w:tc>
+      </w:tr>
+      <w:tr>
+        <w:tc>
+          <w:tcPr>
+            <w:tcW w:type="dxa" w:w="1247"/>
+            <w:vAlign w:val="center"/>
+          </w:tcPr>
+          <w:p>
+            <w:pPr>
+              <w:jc w:val="center"/>
+            </w:pPr>
+            <w:r>
+              <w:rPr>
+                <w:rFonts w:ascii="宋体" w:hAnsi="宋体" w:eastAsia="宋体"/>
+                <w:b w:val="0"/>
+                <w:sz w:val="21"/>
+              </w:rPr>
+              <w:t>草莓</w:t>
+            </w:r>
+          </w:p>
+        </w:tc>
+        <w:tc>
+          <w:tcPr>
+            <w:tcW w:type="dxa" w:w="1247"/>
+            <w:vAlign w:val="center"/>
+          </w:tcPr>
+          <w:p>
+            <w:pPr>
+              <w:jc w:val="center"/>
+            </w:pPr>
+            <w:r>
+              <w:rPr>
+                <w:rFonts w:ascii="宋体" w:hAnsi="宋体" w:eastAsia="宋体"/>
+                <w:b w:val="0"/>
+                <w:sz w:val="21"/>
+              </w:rPr>
+              <w:t>定植缓苗期（团棵期）</w:t>
+            </w:r>
+          </w:p>
+        </w:tc>
+        <w:tc>
+          <w:tcPr>
+            <w:tcW w:type="dxa" w:w="1247"/>
+            <w:vAlign w:val="center"/>
+          </w:tcPr>
+          <w:p>
+            <w:pPr>
+              <w:jc w:val="center"/>
+            </w:pPr>
+            <w:r>
+              <w:rPr>
+                <w:rFonts w:ascii="宋体" w:hAnsi="宋体" w:eastAsia="宋体"/>
+                <w:b w:val="0"/>
+                <w:sz w:val="21"/>
+              </w:rPr>
+              <w:t>0.8～1.0</w:t>
+            </w:r>
+          </w:p>
+        </w:tc>
+        <w:tc>
+          <w:tcPr>
+            <w:tcW w:type="dxa" w:w="794"/>
+            <w:vAlign w:val="center"/>
+          </w:tcPr>
+          <w:p>
+            <w:pPr>
+              <w:jc w:val="center"/>
+            </w:pPr>
+            <w:r>
+              <w:rPr>
+                <w:rFonts w:ascii="宋体" w:hAnsi="宋体" w:eastAsia="宋体"/>
+                <w:b w:val="0"/>
+                <w:sz w:val="21"/>
+              </w:rPr>
+              <w:t>5.5～6.5</w:t>
+            </w:r>
+          </w:p>
+        </w:tc>
+        <w:tc>
+          <w:tcPr>
+            <w:tcW w:type="dxa" w:w="3175"/>
+            <w:vAlign w:val="center"/>
+          </w:tcPr>
+          <w:p>
+            <w:pPr>
+              <w:jc w:val="left"/>
+            </w:pPr>
+            <w:r>
+              <w:rPr>
+                <w:rFonts w:ascii="宋体" w:hAnsi="宋体" w:eastAsia="宋体"/>
+                <w:b w:val="0"/>
+                <w:sz w:val="21"/>
+              </w:rPr>
+              <w:t>少量多次滴灌，晴天1～2次/日，保持基质湿润但忌积水烂根</w:t>
+            </w:r>
+          </w:p>
+        </w:tc>
+      </w:tr>
+      <w:tr>
+        <w:tc>
+          <w:tcPr>
+            <w:tcW w:type="dxa" w:w="1247"/>
+            <w:vAlign w:val="center"/>
+          </w:tcPr>
+          <w:p>
+            <w:pPr>
+              <w:jc w:val="center"/>
+            </w:pPr>
+            <w:r>
+              <w:rPr>
+                <w:rFonts w:ascii="宋体" w:hAnsi="宋体" w:eastAsia="宋体"/>
+                <w:b w:val="0"/>
+                <w:sz w:val="21"/>
+              </w:rPr>
+              <w:t>草莓</w:t>
+            </w:r>
+          </w:p>
+        </w:tc>
+        <w:tc>
+          <w:tcPr>
+            <w:tcW w:type="dxa" w:w="1247"/>
+            <w:vAlign w:val="center"/>
+          </w:tcPr>
+          <w:p>
+            <w:pPr>
+              <w:jc w:val="center"/>
+            </w:pPr>
+            <w:r>
+              <w:rPr>
+                <w:rFonts w:ascii="宋体" w:hAnsi="宋体" w:eastAsia="宋体"/>
+                <w:b w:val="0"/>
+                <w:sz w:val="21"/>
+              </w:rPr>
+              <w:t>现蕾开花期</w:t>
+            </w:r>
+          </w:p>
+        </w:tc>
+        <w:tc>
+          <w:tcPr>
+            <w:tcW w:type="dxa" w:w="1247"/>
+            <w:vAlign w:val="center"/>
+          </w:tcPr>
+          <w:p>
+            <w:pPr>
+              <w:jc w:val="center"/>
+            </w:pPr>
+            <w:r>
+              <w:rPr>
+                <w:rFonts w:ascii="宋体" w:hAnsi="宋体" w:eastAsia="宋体"/>
+                <w:b w:val="0"/>
+                <w:sz w:val="21"/>
+              </w:rPr>
+              <w:t>1.0～1.2</w:t>
+            </w:r>
+          </w:p>
+        </w:tc>
+        <w:tc>
+          <w:tcPr>
+            <w:tcW w:type="dxa" w:w="794"/>
+            <w:vAlign w:val="center"/>
+          </w:tcPr>
+          <w:p>
+            <w:pPr>
+              <w:jc w:val="center"/>
+            </w:pPr>
+            <w:r>
+              <w:rPr>
+                <w:rFonts w:ascii="宋体" w:hAnsi="宋体" w:eastAsia="宋体"/>
+                <w:b w:val="0"/>
+                <w:sz w:val="21"/>
+              </w:rPr>
+              <w:t>5.5～6.5</w:t>
+            </w:r>
+          </w:p>
+        </w:tc>
+        <w:tc>
+          <w:tcPr>
+            <w:tcW w:type="dxa" w:w="3175"/>
+            <w:vAlign w:val="center"/>
+          </w:tcPr>
+          <w:p>
+            <w:pPr>
+              <w:jc w:val="left"/>
+            </w:pPr>
+            <w:r>
+              <w:rPr>
+                <w:rFonts w:ascii="宋体" w:hAnsi="宋体" w:eastAsia="宋体"/>
+                <w:b w:val="0"/>
+                <w:sz w:val="21"/>
+              </w:rPr>
+              <w:t>晴天2次/日，开花期忌叶面及花朵沾水，避免影响授粉及诱发灰霉病</w:t>
+            </w:r>
+          </w:p>
+        </w:tc>
+      </w:tr>
+      <w:tr>
+        <w:tc>
+          <w:tcPr>
+            <w:tcW w:type="dxa" w:w="1247"/>
+            <w:vAlign w:val="center"/>
+          </w:tcPr>
+          <w:p>
+            <w:pPr>
+              <w:jc w:val="center"/>
+            </w:pPr>
+            <w:r>
+              <w:rPr>
+                <w:rFonts w:ascii="宋体" w:hAnsi="宋体" w:eastAsia="宋体"/>
+                <w:b w:val="0"/>
+                <w:sz w:val="21"/>
+              </w:rPr>
+              <w:t>草莓</w:t>
+            </w:r>
+          </w:p>
+        </w:tc>
+        <w:tc>
+          <w:tcPr>
+            <w:tcW w:type="dxa" w:w="1247"/>
+            <w:vAlign w:val="center"/>
+          </w:tcPr>
+          <w:p>
+            <w:pPr>
+              <w:jc w:val="center"/>
+            </w:pPr>
+            <w:r>
+              <w:rPr>
+                <w:rFonts w:ascii="宋体" w:hAnsi="宋体" w:eastAsia="宋体"/>
+                <w:b w:val="0"/>
+                <w:sz w:val="21"/>
+              </w:rPr>
+              <w:t>结果期（12月起）</w:t>
+            </w:r>
+          </w:p>
+        </w:tc>
+        <w:tc>
+          <w:tcPr>
+            <w:tcW w:type="dxa" w:w="1247"/>
+            <w:vAlign w:val="center"/>
+          </w:tcPr>
+          <w:p>
+            <w:pPr>
+              <w:jc w:val="center"/>
+            </w:pPr>
+            <w:r>
+              <w:rPr>
+                <w:rFonts w:ascii="宋体" w:hAnsi="宋体" w:eastAsia="宋体"/>
+                <w:b w:val="0"/>
+                <w:sz w:val="21"/>
+              </w:rPr>
+              <w:t>1.2～1.4</w:t>
+            </w:r>
+          </w:p>
+        </w:tc>
+        <w:tc>
+          <w:tcPr>
+            <w:tcW w:type="dxa" w:w="794"/>
+            <w:vAlign w:val="center"/>
+          </w:tcPr>
+          <w:p>
+            <w:pPr>
+              <w:jc w:val="center"/>
+            </w:pPr>
+            <w:r>
+              <w:rPr>
+                <w:rFonts w:ascii="宋体" w:hAnsi="宋体" w:eastAsia="宋体"/>
+                <w:b w:val="0"/>
+                <w:sz w:val="21"/>
+              </w:rPr>
+              <w:t>5.5～6.5</w:t>
+            </w:r>
+          </w:p>
+        </w:tc>
+        <w:tc>
+          <w:tcPr>
+            <w:tcW w:type="dxa" w:w="3175"/>
+            <w:vAlign w:val="center"/>
+          </w:tcPr>
+          <w:p>
+            <w:pPr>
+              <w:jc w:val="left"/>
+            </w:pPr>
+            <w:r>
+              <w:rPr>
+                <w:rFonts w:ascii="宋体" w:hAnsi="宋体" w:eastAsia="宋体"/>
+                <w:b w:val="0"/>
+                <w:sz w:val="21"/>
+              </w:rPr>
+              <w:t>晴天2～3次/日，草莓耐盐性较弱，EC不宜超过1.5，防止僵果、烧根</w:t>
             </w:r>
           </w:p>
         </w:tc>
@@ -2595,7 +3124,7 @@
                 <w:b w:val="0"/>
                 <w:sz w:val="21"/>
               </w:rPr>
-              <w:t>大棚覆盖遮光率30%～50%遮阳网，加强顶部与侧面通风，中午前后适当揭膜降温；育苗期生菜种子须冷藏低温处理打破休眠</w:t>
+              <w:t>大棚覆盖遮光率30%～50%遮阳网，加强顶部与侧面通风，中午前后适当揭膜降温；草莓种苗假植期同样需遮阳降温安全越夏，忌高温灼苗；育苗期生菜种子须冷藏低温处理打破休眠</w:t>
             </w:r>
           </w:p>
         </w:tc>
@@ -2673,7 +3202,7 @@
                 <w:b w:val="0"/>
                 <w:sz w:val="21"/>
               </w:rPr>
-              <w:t>基本无需人工增温降温，白天正常通风换气，夜间视气温酌情闭棚保温</w:t>
+              <w:t>基本无需人工增温降温，白天正常通风换气，夜间视气温酌情闭棚保温；草莓在此阶段完成花芽分化，昼夜温差大有利于花芽分化及糖分积累</w:t>
             </w:r>
           </w:p>
         </w:tc>
@@ -2692,7 +3221,7 @@
                 <w:b w:val="0"/>
                 <w:sz w:val="21"/>
               </w:rPr>
-              <w:t>成株期果菜适宜湿度60%～70%，叶菜65%～75%，注意通风排湿，减少病害发生</w:t>
+              <w:t>成株期果菜、草莓适宜湿度60%～70%，叶菜65%～75%，注意通风排湿，减少病害发生</w:t>
             </w:r>
           </w:p>
         </w:tc>
@@ -2751,7 +3280,7 @@
                 <w:b w:val="0"/>
                 <w:sz w:val="21"/>
               </w:rPr>
-              <w:t>果菜（番茄、黄瓜）夜间加盖二层或三层大棚膜保温，必要时使用暖风机或电热加温设备；晴天上午揭膜通风排湿，防止棚温骤升；叶菜耐寒性较强，一般覆盖一层薄膜即可</w:t>
+              <w:t>番茄夜间加盖二层或三层大棚膜保温，必要时使用暖风机或电热加温设备；草莓生长适温18～25℃，10℃以下生长缓慢，为促进开花坐果及提早采收，夜间宜加盖薄膜维持棚温10℃以上，并放置蜂箱或人工辅助授粉，提高坐果率；晴天上午揭膜通风排湿，防止棚温骤升；叶菜耐寒性较强，一般覆盖一层薄膜即可</w:t>
             </w:r>
           </w:p>
         </w:tc>
@@ -2770,7 +3299,7 @@
                 <w:b w:val="0"/>
                 <w:sz w:val="21"/>
               </w:rPr>
-              <w:t>棚内湿度控制在60%～70%，避免夜间闷湿诱发灰霉病、霜霉病，早晨适当延迟揭膜以防冷凝水滴落伤苗</w:t>
+              <w:t>棚内湿度控制在60%～70%，避免夜间闷湿诱发灰霉病、霜霉病；草莓开花期尤其忌高湿，相对湿度宜控制在50%～60%以下，防止授粉不良及灰霉病、白粉病发生，早晨适当延迟揭膜以防冷凝水滴落伤苗</w:t>
             </w:r>
           </w:p>
         </w:tc>
@@ -2789,7 +3318,7 @@
           <w:b w:val="0"/>
           <w:sz w:val="24"/>
         </w:rPr>
-        <w:t>全程应加强巡查，发现基质过湿或叶面结露及时通风排湿；高温期结合遮阳与喷雾降温，低温期以覆盖保温为主、加温为辅，避免昼夜温差过大导致果菜裂果或叶菜抽薹。</w:t>
+        <w:t>全程应加强巡查，发现基质过湿或叶面结露及时通风排湿；高温期结合遮阳与喷雾降温，低温期以覆盖保温为主、加温为辅，避免昼夜温差过大导致番茄裂果或叶菜抽薹；草莓开花坐果期是灰霉病高发阶段，应特别加强通风控湿，并及时摘除病残叶花果，减少病源。</w:t>
       </w:r>
     </w:p>
     <w:p>
@@ -2818,7 +3347,7 @@
           <w:b w:val="0"/>
           <w:sz w:val="24"/>
         </w:rPr>
-        <w:t>生菜、小白菜播种后30～45天陆续采收，可自9月下旬至12月分批分期播种、滚动采收，实现叶菜周年不间断供应；番茄、黄瓜9月中下旬育苗，10月中下旬定植，于12月上中旬陆续始收，采收期可持续至次年1～2月，跨越整个秋冬季生产周期。</w:t>
+        <w:t>生菜、小白菜播种后30～45天陆续采收，可自9月下旬至12月分批分期播种、滚动采收，实现叶菜周年不间断供应；番茄9月中下旬育苗，10月中下旬定植，于12月上中旬陆续始收，采收期可持续至次年1～2月；草莓9月中下旬定植种苗，经10～11月花芽分化、开花坐果，于12月中下旬陆续始收，采收期可延续至次年4～5月，是跨季节效益较高的品种。</w:t>
       </w:r>
     </w:p>
     <w:sectPr>

--- a/福建省漳州市9-12月蔬菜无土栽培方案设计.docx
+++ b/福建省漳州市9-12月蔬菜无土栽培方案设计.docx
@@ -36,7 +36,7 @@
           <w:b w:val="0"/>
           <w:sz w:val="24"/>
         </w:rPr>
-        <w:t>漳州地处福建南部，属南亚热带海洋性季风气候，9月仍受夏季高温余威影响（日均气温可达28～32℃），10～11月转入秋高气爽期（日均22～26℃，昼夜温差加大，光照充足），12月气温进一步下降（日均15～18℃，最低多在8～10℃，基本无霜冻）。本方案针对该阶段气候由热转凉、昼夜温差逐渐拉大的特点，选取果菜类（番茄）、浆果类（草莓）与叶菜类（生菜、小白菜）共4种蔬果，采用基质袋（槽）培方式，从基质配制、育苗容器、种子前处理与催芽、定植后肥水管理、温湿度调控等环节制定无土栽培技术方案，实现9月降温保苗、10～11月旺盛生长、12月保温防寒的全季管理目标。</w:t>
+        <w:t>漳州地处福建南部，属南亚热带海洋性季风气候，9月仍受夏季高温余威影响（日均气温可达28～32℃），10～11月转入秋高气爽期（日均22～26℃，昼夜温差加大，光照充足），12月气温进一步下降（日均15～18℃，最低多在8～10℃，基本无霜冻）。本方案针对该阶段气候由热转凉、昼夜温差逐渐拉大的特点，选取果菜类（番茄、辣椒）与叶菜类（生菜、小白菜）共4种蔬菜，采用基质袋（槽）培方式，从基质配制、育苗容器、种子前处理与催芽、定植后肥水管理、温湿度调控等环节制定无土栽培技术方案，实现9月降温保苗、10～11月旺盛生长、12月保温防寒的全季管理目标。</w:t>
       </w:r>
     </w:p>
     <w:p/>
@@ -332,7 +332,7 @@
                 <w:b w:val="0"/>
                 <w:sz w:val="21"/>
               </w:rPr>
-              <w:t>浆果</w:t>
+              <w:t>果菜</w:t>
             </w:r>
           </w:p>
         </w:tc>
@@ -351,7 +351,7 @@
                 <w:b w:val="0"/>
                 <w:sz w:val="21"/>
               </w:rPr>
-              <w:t>草莓</w:t>
+              <w:t>辣椒</w:t>
             </w:r>
           </w:p>
         </w:tc>
@@ -370,7 +370,7 @@
                 <w:b w:val="0"/>
                 <w:sz w:val="21"/>
               </w:rPr>
-              <w:t>红颜、章姬</w:t>
+              <w:t>博辣红牛、湘研15号</w:t>
             </w:r>
           </w:p>
         </w:tc>
@@ -389,7 +389,7 @@
                 <w:b w:val="0"/>
                 <w:sz w:val="21"/>
               </w:rPr>
-              <w:t>定植至始收约90天</w:t>
+              <w:t>110～130</w:t>
             </w:r>
           </w:p>
         </w:tc>
@@ -408,7 +408,7 @@
                 <w:b w:val="0"/>
                 <w:sz w:val="21"/>
               </w:rPr>
-              <w:t>9月中下旬定植脱毒种苗</w:t>
+              <w:t>9月上旬育苗</w:t>
             </w:r>
           </w:p>
         </w:tc>
@@ -427,7 +427,7 @@
                 <w:b w:val="0"/>
                 <w:sz w:val="21"/>
               </w:rPr>
-              <w:t>喜冷凉忌高温，9月高温期种苗需遮阳越夏，10～11月低温促进花芽分化，12月起陆续开花坐果</w:t>
+              <w:t>喜温怕涝又怕旱，苗期忌高温多雨引发猝倒病；较番茄更不耐低温，12月需加强保温</w:t>
             </w:r>
           </w:p>
         </w:tc>
@@ -691,7 +691,7 @@
           <w:b/>
           <w:sz w:val="24"/>
         </w:rPr>
-        <w:t>（一）番茄基质</w:t>
+        <w:t>（一）果菜类基质（番茄、辣椒）</w:t>
       </w:r>
     </w:p>
     <w:p>
@@ -706,7 +706,7 @@
           <w:b w:val="0"/>
           <w:sz w:val="24"/>
         </w:rPr>
-        <w:t>采用椰糠∶珍珠岩∶蛭石 = 5∶3∶2（体积比）混合基质，装入基质袋或栽培槽，袋高18～20 cm。该配比透气性好、保水保肥能力强，适合根系发达、需水需肥量大的番茄。使用前需暴晒或高温蒸汽消毒2小时以上，并用清水反复淋洗，将EC值调至0.3 mS/cm以下、pH调至5.8～6.5备用。</w:t>
+        <w:t>采用椰糠∶珍珠岩∶蛭石 = 5∶3∶2（体积比）混合基质，装入基质袋或栽培槽，袋高18～20 cm。该配比透气性好、保水保肥能力强，适合根系发达、需水需肥量大的果菜；辣椒根系较番茄浅、既怕涝又怕旱，可将珍珠岩比例适当提高至4份（椰糠∶珍珠岩∶蛭石=5∶4∶1）以增强排水性，防止沤根。使用前需暴晒或高温蒸汽消毒2小时以上，并用清水反复淋洗，将EC值调至0.3 mS/cm以下、pH调至5.8～6.5备用。</w:t>
       </w:r>
     </w:p>
     <w:p>
@@ -720,36 +720,7 @@
           <w:b/>
           <w:sz w:val="24"/>
         </w:rPr>
-        <w:t>（二）草莓基质</w:t>
-      </w:r>
-    </w:p>
-    <w:p>
-      <w:pPr>
-        <w:spacing w:before="0" w:after="80"/>
-        <w:ind w:firstLine="480"/>
-        <w:jc w:val="left"/>
-      </w:pPr>
-      <w:r>
-        <w:rPr>
-          <w:rFonts w:ascii="宋体" w:hAnsi="宋体" w:eastAsia="宋体"/>
-          <w:b w:val="0"/>
-          <w:sz w:val="24"/>
-        </w:rPr>
-        <w:t>采用草炭∶珍珠岩∶蛭石 = 3∶1∶1（体积比），或椰糠∶珍珠岩 = 4∶1，装入高架栽培槽（槽宽15 cm、深15～20 cm）。草莓根系浅而纤细，基质要求疏松透气、排水良好，忌积水烂根；草莓对氯离子较敏感，基质及灌溉水氯离子含量应控制在较低水平，使用前同样需淋洗调节EC至0.3 mS/cm以下、pH调至5.5～6.5。</w:t>
-      </w:r>
-    </w:p>
-    <w:p>
-      <w:pPr>
-        <w:spacing w:before="80" w:after="40"/>
-        <w:jc w:val="left"/>
-      </w:pPr>
-      <w:r>
-        <w:rPr>
-          <w:rFonts w:ascii="宋体" w:hAnsi="宋体" w:eastAsia="宋体"/>
-          <w:b/>
-          <w:sz w:val="24"/>
-        </w:rPr>
-        <w:t>（三）叶菜类基质（生菜、小白菜）</w:t>
+        <w:t>（二）叶菜类基质（生菜、小白菜）</w:t>
       </w:r>
     </w:p>
     <w:p>
@@ -778,7 +749,7 @@
           <w:b/>
           <w:sz w:val="24"/>
         </w:rPr>
-        <w:t>（四）基质使用注意事项</w:t>
+        <w:t>（三）基质使用注意事项</w:t>
       </w:r>
     </w:p>
     <w:p>
@@ -995,7 +966,7 @@
                 <w:b w:val="0"/>
                 <w:sz w:val="21"/>
               </w:rPr>
-              <w:t>草莓</w:t>
+              <w:t>辣椒</w:t>
             </w:r>
           </w:p>
         </w:tc>
@@ -1014,7 +985,7 @@
                 <w:b w:val="0"/>
                 <w:sz w:val="21"/>
               </w:rPr>
-              <w:t>聚苯乙烯（PS）穴盘假植</w:t>
+              <w:t>聚苯乙烯（PS）穴盘</w:t>
             </w:r>
           </w:p>
         </w:tc>
@@ -1052,7 +1023,7 @@
                 <w:b w:val="0"/>
                 <w:sz w:val="21"/>
               </w:rPr>
-              <w:t>大田生产多采购脱毒匍匐茎小苗，先用72孔穴盘假植炼苗2～3周，根系恢复健壮后再定植入栽培槽，若自繁种苗需种子育苗则改用128孔穴盘精细播种</w:t>
+              <w:t>辣椒发芽慢、苗期比番茄更长（约50～60天），根系纤细怕伤根，宜用72孔穴盘一次成苗、减少移栽伤根</w:t>
             </w:r>
           </w:p>
         </w:tc>
@@ -1327,7 +1298,7 @@
                 <w:b w:val="0"/>
                 <w:sz w:val="21"/>
               </w:rPr>
-              <w:t>草莓</w:t>
+              <w:t>辣椒</w:t>
             </w:r>
           </w:p>
         </w:tc>
@@ -1346,7 +1317,7 @@
                 <w:b w:val="0"/>
                 <w:sz w:val="21"/>
               </w:rPr>
-              <w:t>大田生产以脱毒匍匐茎种苗定植为主，种苗定植前用0.5%高锰酸钾溶液浸根10分钟消毒；若采用种子自繁育苗，种子用0.5%高锰酸钾溶液浸种10～15分钟消毒</w:t>
+              <w:t>55℃温汤浸种15～20分钟，或1%硫酸铜溶液浸种5分钟，或10%磷酸三钠溶液浸种10分钟</w:t>
             </w:r>
           </w:p>
         </w:tc>
@@ -1365,7 +1336,7 @@
                 <w:b w:val="0"/>
                 <w:sz w:val="21"/>
               </w:rPr>
-              <w:t>草莓为多年生浆果，商品种苗多由匍匐茎无性繁殖而来（可保持品种优良性状），种子繁殖主要用于育种或苗木更新，草莓种子细小且休眠期长，消毒后需转入低温层积催芽</w:t>
+              <w:t>温汤浸种时不断搅拌至水温降至30℃，可减轻病毒病、炭疽病等种传病害；消毒后清水冲净，再用清水浸种4～6小时使种子充分吸胀</w:t>
             </w:r>
           </w:p>
         </w:tc>
@@ -1544,7 +1515,7 @@
           <w:b/>
           <w:sz w:val="24"/>
         </w:rPr>
-        <w:t>（二）草莓</w:t>
+        <w:t>（二）辣椒</w:t>
       </w:r>
     </w:p>
     <w:p>
@@ -1559,7 +1530,7 @@
           <w:b w:val="0"/>
           <w:sz w:val="24"/>
         </w:rPr>
-        <w:t>草莓生产以脱毒匍匐茎种苗假植炼苗为主，无需催芽，假植后置于遮阳网下养护2～3周、根系恢复并长出新叶后即可定植。若采用种子育苗（用于育种或苗木自繁），因草莓种子休眠强，消毒后须与湿润蛭石或细沙按1∶3混合，置于2～5℃冰箱层积25～30天（沙藏催芽），期间保持湿润并每周翻动透气；层积结束后转入20～25℃、有散射光条件下催芽（草莓种子为需光种子，覆土宜浅，不超过0.2 cm或不覆土），约7～15天陆续出苗，出苗不整齐需精细管理。</w:t>
+        <w:t>浸种消毒后用湿纱布包裹，置于28～30℃条件下催芽，辣椒种皮较厚、发芽较番茄缓慢，需每天用温水淘洗种子1～2次并保持湿润透气，约5～7天种子露白（比番茄多2～4天），发芽不整齐时可适当延长1～2天，露白后及时播种，避免胚根过长受损。</w:t>
       </w:r>
     </w:p>
     <w:p>
@@ -1795,7 +1766,7 @@
                 <w:b w:val="0"/>
                 <w:sz w:val="21"/>
               </w:rPr>
-              <w:t>番茄专用液</w:t>
+              <w:t>番茄、辣椒（果菜通用液）</w:t>
             </w:r>
           </w:p>
         </w:tc>
@@ -1891,122 +1862,6 @@
                 <w:sz w:val="21"/>
               </w:rPr>
               <w:t>按说明书剂量加入</w:t>
-            </w:r>
-          </w:p>
-        </w:tc>
-      </w:tr>
-      <w:tr>
-        <w:tc>
-          <w:tcPr>
-            <w:tcW w:type="dxa" w:w="2041"/>
-            <w:vAlign w:val="center"/>
-          </w:tcPr>
-          <w:p>
-            <w:pPr>
-              <w:jc w:val="center"/>
-            </w:pPr>
-            <w:r>
-              <w:rPr>
-                <w:rFonts w:ascii="宋体" w:hAnsi="宋体" w:eastAsia="宋体"/>
-                <w:b w:val="0"/>
-                <w:sz w:val="21"/>
-              </w:rPr>
-              <w:t>草莓专用液（高钾低氮）</w:t>
-            </w:r>
-          </w:p>
-        </w:tc>
-        <w:tc>
-          <w:tcPr>
-            <w:tcW w:type="dxa" w:w="1134"/>
-            <w:vAlign w:val="center"/>
-          </w:tcPr>
-          <w:p>
-            <w:pPr>
-              <w:jc w:val="center"/>
-            </w:pPr>
-            <w:r>
-              <w:rPr>
-                <w:rFonts w:ascii="宋体" w:hAnsi="宋体" w:eastAsia="宋体"/>
-                <w:b w:val="0"/>
-                <w:sz w:val="21"/>
-              </w:rPr>
-              <w:t>710 g</w:t>
-            </w:r>
-          </w:p>
-        </w:tc>
-        <w:tc>
-          <w:tcPr>
-            <w:tcW w:type="dxa" w:w="1134"/>
-            <w:vAlign w:val="center"/>
-          </w:tcPr>
-          <w:p>
-            <w:pPr>
-              <w:jc w:val="center"/>
-            </w:pPr>
-            <w:r>
-              <w:rPr>
-                <w:rFonts w:ascii="宋体" w:hAnsi="宋体" w:eastAsia="宋体"/>
-                <w:b w:val="0"/>
-                <w:sz w:val="21"/>
-              </w:rPr>
-              <w:t>910 g</w:t>
-            </w:r>
-          </w:p>
-        </w:tc>
-        <w:tc>
-          <w:tcPr>
-            <w:tcW w:type="dxa" w:w="1247"/>
-            <w:vAlign w:val="center"/>
-          </w:tcPr>
-          <w:p>
-            <w:pPr>
-              <w:jc w:val="center"/>
-            </w:pPr>
-            <w:r>
-              <w:rPr>
-                <w:rFonts w:ascii="宋体" w:hAnsi="宋体" w:eastAsia="宋体"/>
-                <w:b w:val="0"/>
-                <w:sz w:val="21"/>
-              </w:rPr>
-              <w:t>340 g</w:t>
-            </w:r>
-          </w:p>
-        </w:tc>
-        <w:tc>
-          <w:tcPr>
-            <w:tcW w:type="dxa" w:w="1134"/>
-            <w:vAlign w:val="center"/>
-          </w:tcPr>
-          <w:p>
-            <w:pPr>
-              <w:jc w:val="center"/>
-            </w:pPr>
-            <w:r>
-              <w:rPr>
-                <w:rFonts w:ascii="宋体" w:hAnsi="宋体" w:eastAsia="宋体"/>
-                <w:b w:val="0"/>
-                <w:sz w:val="21"/>
-              </w:rPr>
-              <w:t>500 g</w:t>
-            </w:r>
-          </w:p>
-        </w:tc>
-        <w:tc>
-          <w:tcPr>
-            <w:tcW w:type="dxa" w:w="1247"/>
-            <w:vAlign w:val="center"/>
-          </w:tcPr>
-          <w:p>
-            <w:pPr>
-              <w:jc w:val="center"/>
-            </w:pPr>
-            <w:r>
-              <w:rPr>
-                <w:rFonts w:ascii="宋体" w:hAnsi="宋体" w:eastAsia="宋体"/>
-                <w:b w:val="0"/>
-                <w:sz w:val="21"/>
-              </w:rPr>
-              <w:t>按说明书剂量加入，结果期可再提高钾肥比例</w:t>
             </w:r>
           </w:p>
         </w:tc>
@@ -2141,7 +1996,7 @@
           <w:b w:val="0"/>
           <w:sz w:val="24"/>
         </w:rPr>
-        <w:t>草莓生长发育对钾需求较高（尤其现蕾至结果期），氮素不宜过多以免徒长影响花芽分化及果实品质，故专用液较番茄降低硝酸钙、提高硝酸钾比例；同时草莓对氯离子、钠离子敏感，配液水源及肥料应尽量选用低氯型。</w:t>
+        <w:t>辣椒对氮、磷需求与番茄相近，可共用同一果菜通用液；但辣椒挂果期需钾量较高、耐盐性较番茄弱，实际使用时可在通用液基础上适当增补硫酸钾、并较番茄降低10%左右施用浓度，以促进果实膨大着色、防止烧根。</w:t>
       </w:r>
     </w:p>
     <w:p>
@@ -2576,7 +2431,7 @@
                 <w:b w:val="0"/>
                 <w:sz w:val="21"/>
               </w:rPr>
-              <w:t>草莓</w:t>
+              <w:t>辣椒</w:t>
             </w:r>
           </w:p>
         </w:tc>
@@ -2595,7 +2450,7 @@
                 <w:b w:val="0"/>
                 <w:sz w:val="21"/>
               </w:rPr>
-              <w:t>定植缓苗期（团棵期）</w:t>
+              <w:t>幼苗期</w:t>
             </w:r>
           </w:p>
         </w:tc>
@@ -2614,7 +2469,7 @@
                 <w:b w:val="0"/>
                 <w:sz w:val="21"/>
               </w:rPr>
-              <w:t>0.8～1.0</w:t>
+              <w:t>1.0～1.3</w:t>
             </w:r>
           </w:p>
         </w:tc>
@@ -2633,7 +2488,7 @@
                 <w:b w:val="0"/>
                 <w:sz w:val="21"/>
               </w:rPr>
-              <w:t>5.5～6.5</w:t>
+              <w:t>6.0～6.5</w:t>
             </w:r>
           </w:p>
         </w:tc>
@@ -2652,7 +2507,7 @@
                 <w:b w:val="0"/>
                 <w:sz w:val="21"/>
               </w:rPr>
-              <w:t>少量多次滴灌，晴天1～2次/日，保持基质湿润但忌积水烂根</w:t>
+              <w:t>晴天1～2次/日，基质保持湿润偏干，避免徒长和沤根</w:t>
             </w:r>
           </w:p>
         </w:tc>
@@ -2673,7 +2528,7 @@
                 <w:b w:val="0"/>
                 <w:sz w:val="21"/>
               </w:rPr>
-              <w:t>草莓</w:t>
+              <w:t>辣椒</w:t>
             </w:r>
           </w:p>
         </w:tc>
@@ -2692,7 +2547,7 @@
                 <w:b w:val="0"/>
                 <w:sz w:val="21"/>
               </w:rPr>
-              <w:t>现蕾开花期</w:t>
+              <w:t>开花坐果期</w:t>
             </w:r>
           </w:p>
         </w:tc>
@@ -2711,7 +2566,7 @@
                 <w:b w:val="0"/>
                 <w:sz w:val="21"/>
               </w:rPr>
-              <w:t>1.0～1.2</w:t>
+              <w:t>1.8～2.2</w:t>
             </w:r>
           </w:p>
         </w:tc>
@@ -2730,7 +2585,7 @@
                 <w:b w:val="0"/>
                 <w:sz w:val="21"/>
               </w:rPr>
-              <w:t>5.5～6.5</w:t>
+              <w:t>6.0～6.5</w:t>
             </w:r>
           </w:p>
         </w:tc>
@@ -2749,7 +2604,7 @@
                 <w:b w:val="0"/>
                 <w:sz w:val="21"/>
               </w:rPr>
-              <w:t>晴天2次/日，开花期忌叶面及花朵沾水，避免影响授粉及诱发灰霉病</w:t>
+              <w:t>晴天2次/日，忌大水大肥，防止落花落果</w:t>
             </w:r>
           </w:p>
         </w:tc>
@@ -2770,7 +2625,7 @@
                 <w:b w:val="0"/>
                 <w:sz w:val="21"/>
               </w:rPr>
-              <w:t>草莓</w:t>
+              <w:t>辣椒</w:t>
             </w:r>
           </w:p>
         </w:tc>
@@ -2789,7 +2644,7 @@
                 <w:b w:val="0"/>
                 <w:sz w:val="21"/>
               </w:rPr>
-              <w:t>结果期（12月起）</w:t>
+              <w:t>结果盛期</w:t>
             </w:r>
           </w:p>
         </w:tc>
@@ -2808,7 +2663,7 @@
                 <w:b w:val="0"/>
                 <w:sz w:val="21"/>
               </w:rPr>
-              <w:t>1.2～1.4</w:t>
+              <w:t>2.0～2.5</w:t>
             </w:r>
           </w:p>
         </w:tc>
@@ -2827,7 +2682,7 @@
                 <w:b w:val="0"/>
                 <w:sz w:val="21"/>
               </w:rPr>
-              <w:t>5.5～6.5</w:t>
+              <w:t>6.0～6.5</w:t>
             </w:r>
           </w:p>
         </w:tc>
@@ -2846,7 +2701,7 @@
                 <w:b w:val="0"/>
                 <w:sz w:val="21"/>
               </w:rPr>
-              <w:t>晴天2～3次/日，草莓耐盐性较弱，EC不宜超过1.5，防止僵果、烧根</w:t>
+              <w:t>晴天2～3次/日，辣椒耐盐性弱于番茄，EC不宜超过2.5，冬季（12月）适当减量</w:t>
             </w:r>
           </w:p>
         </w:tc>
@@ -3124,7 +2979,7 @@
                 <w:b w:val="0"/>
                 <w:sz w:val="21"/>
               </w:rPr>
-              <w:t>大棚覆盖遮光率30%～50%遮阳网，加强顶部与侧面通风，中午前后适当揭膜降温；草莓种苗假植期同样需遮阳降温安全越夏，忌高温灼苗；育苗期生菜种子须冷藏低温处理打破休眠</w:t>
+              <w:t>大棚覆盖遮光率30%～50%遮阳网，加强顶部与侧面通风，中午前后适当揭膜降温；辣椒育苗期忌高温高湿，需防猝倒病，遮阳的同时加强通风；育苗期生菜种子须冷藏低温处理打破休眠</w:t>
             </w:r>
           </w:p>
         </w:tc>
@@ -3202,7 +3057,7 @@
                 <w:b w:val="0"/>
                 <w:sz w:val="21"/>
               </w:rPr>
-              <w:t>基本无需人工增温降温，白天正常通风换气，夜间视气温酌情闭棚保温；草莓在此阶段完成花芽分化，昼夜温差大有利于花芽分化及糖分积累</w:t>
+              <w:t>基本无需人工增温降温，白天正常通风换气，夜间视气温酌情闭棚保温</w:t>
             </w:r>
           </w:p>
         </w:tc>
@@ -3221,7 +3076,7 @@
                 <w:b w:val="0"/>
                 <w:sz w:val="21"/>
               </w:rPr>
-              <w:t>成株期果菜、草莓适宜湿度60%～70%，叶菜65%～75%，注意通风排湿，减少病害发生</w:t>
+              <w:t>成株期果菜适宜湿度60%～70%，叶菜65%～75%，注意通风排湿，减少病害发生</w:t>
             </w:r>
           </w:p>
         </w:tc>
@@ -3280,7 +3135,7 @@
                 <w:b w:val="0"/>
                 <w:sz w:val="21"/>
               </w:rPr>
-              <w:t>番茄夜间加盖二层或三层大棚膜保温，必要时使用暖风机或电热加温设备；草莓生长适温18～25℃，10℃以下生长缓慢，为促进开花坐果及提早采收，夜间宜加盖薄膜维持棚温10℃以上，并放置蜂箱或人工辅助授粉，提高坐果率；晴天上午揭膜通风排湿，防止棚温骤升；叶菜耐寒性较强，一般覆盖一层薄膜即可</w:t>
+              <w:t>番茄夜间加盖二层或三层大棚膜保温，必要时使用暖风机或电热加温设备；辣椒比番茄更不耐低温，生长适温低于15℃即明显减缓、低于10℃易受寒害，需在番茄保温措施基础上再加盖一层棚膜或增设小拱棚，确保夜间棚温不低于12℃；晴天上午揭膜通风排湿，防止棚温骤升；叶菜耐寒性较强，一般覆盖一层薄膜即可</w:t>
             </w:r>
           </w:p>
         </w:tc>
@@ -3299,7 +3154,7 @@
                 <w:b w:val="0"/>
                 <w:sz w:val="21"/>
               </w:rPr>
-              <w:t>棚内湿度控制在60%～70%，避免夜间闷湿诱发灰霉病、霜霉病；草莓开花期尤其忌高湿，相对湿度宜控制在50%～60%以下，防止授粉不良及灰霉病、白粉病发生，早晨适当延迟揭膜以防冷凝水滴落伤苗</w:t>
+              <w:t>棚内湿度控制在60%～70%，避免夜间闷湿诱发灰霉病、霜霉病；辣椒忌高湿环境，湿度过大易诱发疫病、炭疽病，应加强通风排湿，早晨适当延迟揭膜以防冷凝水滴落伤苗</w:t>
             </w:r>
           </w:p>
         </w:tc>
@@ -3318,7 +3173,7 @@
           <w:b w:val="0"/>
           <w:sz w:val="24"/>
         </w:rPr>
-        <w:t>全程应加强巡查，发现基质过湿或叶面结露及时通风排湿；高温期结合遮阳与喷雾降温，低温期以覆盖保温为主、加温为辅，避免昼夜温差过大导致番茄裂果或叶菜抽薹；草莓开花坐果期是灰霉病高发阶段，应特别加强通风控湿，并及时摘除病残叶花果，减少病源。</w:t>
+        <w:t>全程应加强巡查，发现基质过湿或叶面结露及时通风排湿；高温期结合遮阳与喷雾降温，低温期以覆盖保温为主、加温为辅，避免昼夜温差过大导致果菜裂果或叶菜抽薹；辣椒对低温和高湿均较敏感，12月应重点加强保温与通风排湿的平衡，防止落花落果及病害发生。</w:t>
       </w:r>
     </w:p>
     <w:p>
@@ -3347,7 +3202,7 @@
           <w:b w:val="0"/>
           <w:sz w:val="24"/>
         </w:rPr>
-        <w:t>生菜、小白菜播种后30～45天陆续采收，可自9月下旬至12月分批分期播种、滚动采收，实现叶菜周年不间断供应；番茄9月中下旬育苗，10月中下旬定植，于12月上中旬陆续始收，采收期可持续至次年1～2月；草莓9月中下旬定植种苗，经10～11月花芽分化、开花坐果，于12月中下旬陆续始收，采收期可延续至次年4～5月，是跨季节效益较高的品种。</w:t>
+        <w:t>生菜、小白菜播种后30～45天陆续采收，可自9月下旬至12月分批分期播种、滚动采收，实现叶菜周年不间断供应；番茄9月上中旬育苗，10月中下旬定植，于12月上中旬陆续始收；辣椒因苗期较长，9月上旬即需育苗，10月下旬定植，于12月中下旬陆续始收，两种果菜采收期均可持续至次年1～2月，跨越整个秋冬季生产周期。</w:t>
       </w:r>
     </w:p>
     <w:sectPr>
